--- a/skripsi/draft/Skripsi-Gabungan-BAB-I-IV.docx
+++ b/skripsi/draft/Skripsi-Gabungan-BAB-I-IV.docx
@@ -14125,6 +14125,210 @@
       <w:r>
         <w:rPr>
           <w:rFonts w:ascii="Times New Roman" w:hAnsi="Times New Roman"/>
+          <w:b w:val="0"/>
+          <w:i/>
+          <w:sz w:val="24"/>
+        </w:rPr>
+      </w:r>
+      <w:r>
+        <w:rPr>
+          <w:rFonts w:ascii="Times New Roman" w:hAnsi="Times New Roman"/>
+          <w:b w:val="0"/>
+          <w:i/>
+          <w:sz w:val="24"/>
+        </w:rPr>
+        <w:t xml:space="preserve">Metrik </w:t>
+      </w:r>
+      <w:r>
+        <w:rPr>
+          <w:rFonts w:ascii="Times New Roman" w:hAnsi="Times New Roman"/>
+          <w:b w:val="0"/>
+          <w:i w:val="0"/>
+          <w:sz w:val="24"/>
+        </w:rPr>
+        <w:t>speedup</w:t>
+      </w:r>
+      <w:r>
+        <w:rPr>
+          <w:rFonts w:ascii="Times New Roman" w:hAnsi="Times New Roman"/>
+          <w:b w:val="0"/>
+          <w:i/>
+          <w:sz w:val="24"/>
+        </w:rPr>
+        <w:t>.</w:t>
+      </w:r>
+      <w:r>
+        <w:rPr>
+          <w:rFonts w:ascii="Times New Roman" w:hAnsi="Times New Roman"/>
+          <w:b w:val="0"/>
+          <w:i/>
+          <w:sz w:val="24"/>
+        </w:rPr>
+        <w:t xml:space="preserve"> Selain selisih (Δ) FPS/latensi, kedua perbandingan komponen-ke-komponen pada RM2 dan RM3 (EfficientNMS vs. NMS standar; NvSORT vs. NvDCF) turut dilaporkan sebagai rasio </w:t>
+      </w:r>
+      <w:r>
+        <w:rPr>
+          <w:rFonts w:ascii="Times New Roman" w:hAnsi="Times New Roman"/>
+          <w:b w:val="0"/>
+          <w:i w:val="0"/>
+          <w:sz w:val="24"/>
+        </w:rPr>
+        <w:t>speedup</w:t>
+      </w:r>
+      <w:r>
+        <w:rPr>
+          <w:rFonts w:ascii="Times New Roman" w:hAnsi="Times New Roman"/>
+          <w:b w:val="0"/>
+          <w:i/>
+          <w:sz w:val="24"/>
+        </w:rPr>
+        <w:t xml:space="preserve"> S = T_sebelum / T_sesudah, mengikuti notasi baku yang lazim dipakai pada evaluasi optimasi komputasi paralel di literatur </w:t>
+      </w:r>
+      <w:r>
+        <w:rPr>
+          <w:rFonts w:ascii="Times New Roman" w:hAnsi="Times New Roman"/>
+          <w:b w:val="0"/>
+          <w:i w:val="0"/>
+          <w:sz w:val="24"/>
+        </w:rPr>
+        <w:t>edge computing</w:t>
+      </w:r>
+      <w:r>
+        <w:rPr>
+          <w:rFonts w:ascii="Times New Roman" w:hAnsi="Times New Roman"/>
+          <w:b w:val="0"/>
+          <w:i/>
+          <w:sz w:val="24"/>
+        </w:rPr>
+        <w:t xml:space="preserve"> (mis. Suder dkk., 2023). Rasio ini dihitung langsung dari rerata FPS/latensi yang sama dengan yang dipakai pada uji signifikansi Welch's </w:t>
+      </w:r>
+      <w:r>
+        <w:rPr>
+          <w:rFonts w:ascii="Times New Roman" w:hAnsi="Times New Roman"/>
+          <w:b w:val="0"/>
+          <w:i w:val="0"/>
+          <w:sz w:val="24"/>
+        </w:rPr>
+        <w:t>t</w:t>
+      </w:r>
+      <w:r>
+        <w:rPr>
+          <w:rFonts w:ascii="Times New Roman" w:hAnsi="Times New Roman"/>
+          <w:b w:val="0"/>
+          <w:i/>
+          <w:sz w:val="24"/>
+        </w:rPr>
+        <w:t xml:space="preserve">-test, tanpa pengujian tambahan; nilai S &gt; 1 menandakan percepatan, S &lt; 1 menandakan perlambatan (berlaku juga untuk kasus RM2 pada YOLOv9t, yang secara empiris menunjukkan perlambatan, dibahas pada Bab III). Metrik </w:t>
+      </w:r>
+      <w:r>
+        <w:rPr>
+          <w:rFonts w:ascii="Times New Roman" w:hAnsi="Times New Roman"/>
+          <w:b w:val="0"/>
+          <w:i w:val="0"/>
+          <w:sz w:val="24"/>
+        </w:rPr>
+        <w:t>parallel efficiency</w:t>
+      </w:r>
+      <w:r>
+        <w:rPr>
+          <w:rFonts w:ascii="Times New Roman" w:hAnsi="Times New Roman"/>
+          <w:b w:val="0"/>
+          <w:i/>
+          <w:sz w:val="24"/>
+        </w:rPr>
+        <w:t xml:space="preserve"> (E = S/N, N = jumlah unit pemrosesan paralel) </w:t>
+      </w:r>
+      <w:r>
+        <w:rPr>
+          <w:rFonts w:ascii="Times New Roman" w:hAnsi="Times New Roman"/>
+          <w:b w:val="0"/>
+          <w:i/>
+          <w:sz w:val="24"/>
+        </w:rPr>
+        <w:t>sengaja tidak dipakai</w:t>
+      </w:r>
+      <w:r>
+        <w:rPr>
+          <w:rFonts w:ascii="Times New Roman" w:hAnsi="Times New Roman"/>
+          <w:b w:val="0"/>
+          <w:i/>
+          <w:sz w:val="24"/>
+        </w:rPr>
+        <w:t xml:space="preserve"> pada penelitian ini karena pengujian dilakukan pada satu aliran video tunggal (</w:t>
+      </w:r>
+      <w:r>
+        <w:rPr>
+          <w:rFonts w:ascii="Times New Roman" w:hAnsi="Times New Roman"/>
+          <w:b w:val="0"/>
+          <w:i w:val="0"/>
+          <w:sz w:val="24"/>
+        </w:rPr>
+        <w:t>single-stream</w:t>
+      </w:r>
+      <w:r>
+        <w:rPr>
+          <w:rFonts w:ascii="Times New Roman" w:hAnsi="Times New Roman"/>
+          <w:b w:val="0"/>
+          <w:i/>
+          <w:sz w:val="24"/>
+        </w:rPr>
+        <w:t xml:space="preserve">), sehingga tidak ada nilai N (jumlah </w:t>
+      </w:r>
+      <w:r>
+        <w:rPr>
+          <w:rFonts w:ascii="Times New Roman" w:hAnsi="Times New Roman"/>
+          <w:b w:val="0"/>
+          <w:i w:val="0"/>
+          <w:sz w:val="24"/>
+        </w:rPr>
+        <w:t>stream</w:t>
+      </w:r>
+      <w:r>
+        <w:rPr>
+          <w:rFonts w:ascii="Times New Roman" w:hAnsi="Times New Roman"/>
+          <w:b w:val="0"/>
+          <w:i/>
+          <w:sz w:val="24"/>
+        </w:rPr>
+        <w:t xml:space="preserve">/unit paralel) yang bermakna untuk dihitung; metrik ini baru relevan pada skenario </w:t>
+      </w:r>
+      <w:r>
+        <w:rPr>
+          <w:rFonts w:ascii="Times New Roman" w:hAnsi="Times New Roman"/>
+          <w:b w:val="0"/>
+          <w:i w:val="0"/>
+          <w:sz w:val="24"/>
+        </w:rPr>
+        <w:t>deployment</w:t>
+      </w:r>
+      <w:r>
+        <w:rPr>
+          <w:rFonts w:ascii="Times New Roman" w:hAnsi="Times New Roman"/>
+          <w:b w:val="0"/>
+          <w:i/>
+          <w:sz w:val="24"/>
+        </w:rPr>
+        <w:t xml:space="preserve"> multi-kamera/multi-</w:t>
+      </w:r>
+      <w:r>
+        <w:rPr>
+          <w:rFonts w:ascii="Times New Roman" w:hAnsi="Times New Roman"/>
+          <w:b w:val="0"/>
+          <w:i w:val="0"/>
+          <w:sz w:val="24"/>
+        </w:rPr>
+        <w:t>stream*, yang secara eksplisit ditempatkan sebagai arah penelitian lanjutan (lihat Bab IV, subbab Saran).</w:t>
+      </w:r>
+    </w:p>
+    <w:p>
+      <w:pPr>
+        <w:spacing w:line="360" w:lineRule="auto" w:after="120"/>
+        <w:ind w:firstLine="709"/>
+        <w:jc w:val="both"/>
+      </w:pPr>
+      <w:r>
+        <w:rPr>
+          <w:rFonts w:ascii="Times New Roman" w:hAnsi="Times New Roman"/>
           <w:b/>
           <w:i w:val="0"/>
           <w:sz w:val="24"/>
@@ -14541,7 +14745,25 @@
                 <w:i w:val="0"/>
                 <w:sz w:val="21"/>
               </w:rPr>
-              <w:t xml:space="preserve"> &amp; latensi tahap inferensi</w:t>
+              <w:t xml:space="preserve"> &amp; latensi tahap inferensi, </w:t>
+            </w:r>
+            <w:r>
+              <w:rPr>
+                <w:rFonts w:ascii="Times New Roman" w:hAnsi="Times New Roman"/>
+                <w:b w:val="0"/>
+                <w:i/>
+                <w:sz w:val="21"/>
+              </w:rPr>
+              <w:t>speedup</w:t>
+            </w:r>
+            <w:r>
+              <w:rPr>
+                <w:rFonts w:ascii="Times New Roman" w:hAnsi="Times New Roman"/>
+                <w:b w:val="0"/>
+                <w:i w:val="0"/>
+                <w:sz w:val="21"/>
+              </w:rPr>
+              <w:t xml:space="preserve"> (S)</w:t>
             </w:r>
           </w:p>
         </w:tc>
@@ -14576,7 +14798,25 @@
                 <w:i w:val="0"/>
                 <w:sz w:val="21"/>
               </w:rPr>
-              <w:t xml:space="preserve"> vs. EfficientNMS pada pasangan model yang sama; peningkatan dianggap bermakna jika Δ konsisten di seluruh repetisi (bukan kebetulan </w:t>
+              <w:t xml:space="preserve"> vs. EfficientNMS pada pasangan model yang sama, dilaporkan juga sebagai rasio </w:t>
+            </w:r>
+            <w:r>
+              <w:rPr>
+                <w:rFonts w:ascii="Times New Roman" w:hAnsi="Times New Roman"/>
+                <w:b w:val="0"/>
+                <w:i/>
+                <w:sz w:val="21"/>
+              </w:rPr>
+              <w:t>speedup</w:t>
+            </w:r>
+            <w:r>
+              <w:rPr>
+                <w:rFonts w:ascii="Times New Roman" w:hAnsi="Times New Roman"/>
+                <w:b w:val="0"/>
+                <w:i w:val="0"/>
+                <w:sz w:val="21"/>
+              </w:rPr>
+              <w:t xml:space="preserve">; peningkatan dianggap bermakna jika Δ konsisten di seluruh repetisi (bukan kebetulan </w:t>
             </w:r>
             <w:r>
               <w:rPr>
@@ -14675,7 +14915,25 @@
                 <w:i w:val="0"/>
                 <w:sz w:val="21"/>
               </w:rPr>
-              <w:t>, utilisasi GPU/CPU/RAM/daya</w:t>
+              <w:t xml:space="preserve">, utilisasi GPU/CPU/RAM/daya, </w:t>
+            </w:r>
+            <w:r>
+              <w:rPr>
+                <w:rFonts w:ascii="Times New Roman" w:hAnsi="Times New Roman"/>
+                <w:b w:val="0"/>
+                <w:i/>
+                <w:sz w:val="21"/>
+              </w:rPr>
+              <w:t>speedup</w:t>
+            </w:r>
+            <w:r>
+              <w:rPr>
+                <w:rFonts w:ascii="Times New Roman" w:hAnsi="Times New Roman"/>
+                <w:b w:val="0"/>
+                <w:i w:val="0"/>
+                <w:sz w:val="21"/>
+              </w:rPr>
+              <w:t xml:space="preserve"> (S)</w:t>
             </w:r>
           </w:p>
         </w:tc>
@@ -20820,17 +21078,18 @@
         <w:tblLook w:firstColumn="1" w:firstRow="1" w:lastColumn="0" w:lastRow="0" w:noHBand="0" w:noVBand="1" w:val="04A0"/>
       </w:tblPr>
       <w:tblGrid>
-        <w:gridCol w:w="1378"/>
-        <w:gridCol w:w="1378"/>
-        <w:gridCol w:w="1378"/>
-        <w:gridCol w:w="1378"/>
-        <w:gridCol w:w="1378"/>
-        <w:gridCol w:w="1378"/>
+        <w:gridCol w:w="1182"/>
+        <w:gridCol w:w="1182"/>
+        <w:gridCol w:w="1182"/>
+        <w:gridCol w:w="1182"/>
+        <w:gridCol w:w="1182"/>
+        <w:gridCol w:w="1182"/>
+        <w:gridCol w:w="1182"/>
       </w:tblGrid>
       <w:tr>
         <w:tc>
           <w:tcPr>
-            <w:tcW w:type="dxa" w:w="1378"/>
+            <w:tcW w:type="dxa" w:w="1182"/>
           </w:tcPr>
           <w:p>
             <w:r/>
@@ -20847,7 +21106,7 @@
         </w:tc>
         <w:tc>
           <w:tcPr>
-            <w:tcW w:type="dxa" w:w="1378"/>
+            <w:tcW w:type="dxa" w:w="1182"/>
           </w:tcPr>
           <w:p>
             <w:r/>
@@ -20873,7 +21132,7 @@
         </w:tc>
         <w:tc>
           <w:tcPr>
-            <w:tcW w:type="dxa" w:w="1378"/>
+            <w:tcW w:type="dxa" w:w="1182"/>
           </w:tcPr>
           <w:p>
             <w:r/>
@@ -20890,7 +21149,7 @@
         </w:tc>
         <w:tc>
           <w:tcPr>
-            <w:tcW w:type="dxa" w:w="1378"/>
+            <w:tcW w:type="dxa" w:w="1182"/>
           </w:tcPr>
           <w:p>
             <w:r/>
@@ -20907,7 +21166,7 @@
         </w:tc>
         <w:tc>
           <w:tcPr>
-            <w:tcW w:type="dxa" w:w="1378"/>
+            <w:tcW w:type="dxa" w:w="1182"/>
           </w:tcPr>
           <w:p>
             <w:r/>
@@ -20918,7 +21177,7 @@
                 <w:i/>
                 <w:sz w:val="21"/>
               </w:rPr>
-              <w:t>p</w:t>
+              <w:t>Speedup</w:t>
             </w:r>
             <w:r>
               <w:rPr>
@@ -20927,13 +21186,39 @@
                 <w:i w:val="0"/>
                 <w:sz w:val="21"/>
               </w:rPr>
-              <w:t>-value</w:t>
+              <w:t xml:space="preserve"> (S)</w:t>
             </w:r>
           </w:p>
         </w:tc>
         <w:tc>
           <w:tcPr>
-            <w:tcW w:type="dxa" w:w="1378"/>
+            <w:tcW w:type="dxa" w:w="1182"/>
+          </w:tcPr>
+          <w:p>
+            <w:r/>
+            <w:r>
+              <w:rPr>
+                <w:rFonts w:ascii="Times New Roman" w:hAnsi="Times New Roman"/>
+                <w:b/>
+                <w:i/>
+                <w:sz w:val="21"/>
+              </w:rPr>
+              <w:t>p</w:t>
+            </w:r>
+            <w:r>
+              <w:rPr>
+                <w:rFonts w:ascii="Times New Roman" w:hAnsi="Times New Roman"/>
+                <w:b/>
+                <w:i w:val="0"/>
+                <w:sz w:val="21"/>
+              </w:rPr>
+              <w:t>-value</w:t>
+            </w:r>
+          </w:p>
+        </w:tc>
+        <w:tc>
+          <w:tcPr>
+            <w:tcW w:type="dxa" w:w="1182"/>
           </w:tcPr>
           <w:p>
             <w:r/>
@@ -20952,7 +21237,7 @@
       <w:tr>
         <w:tc>
           <w:tcPr>
-            <w:tcW w:type="dxa" w:w="1378"/>
+            <w:tcW w:type="dxa" w:w="1182"/>
           </w:tcPr>
           <w:p>
             <w:r/>
@@ -20969,7 +21254,7 @@
         </w:tc>
         <w:tc>
           <w:tcPr>
-            <w:tcW w:type="dxa" w:w="1378"/>
+            <w:tcW w:type="dxa" w:w="1182"/>
           </w:tcPr>
           <w:p>
             <w:r/>
@@ -20986,7 +21271,7 @@
         </w:tc>
         <w:tc>
           <w:tcPr>
-            <w:tcW w:type="dxa" w:w="1378"/>
+            <w:tcW w:type="dxa" w:w="1182"/>
           </w:tcPr>
           <w:p>
             <w:r/>
@@ -21003,7 +21288,7 @@
         </w:tc>
         <w:tc>
           <w:tcPr>
-            <w:tcW w:type="dxa" w:w="1378"/>
+            <w:tcW w:type="dxa" w:w="1182"/>
           </w:tcPr>
           <w:p>
             <w:r/>
@@ -21020,7 +21305,7 @@
         </w:tc>
         <w:tc>
           <w:tcPr>
-            <w:tcW w:type="dxa" w:w="1378"/>
+            <w:tcW w:type="dxa" w:w="1182"/>
           </w:tcPr>
           <w:p>
             <w:r/>
@@ -21031,13 +21316,30 @@
                 <w:i w:val="0"/>
                 <w:sz w:val="21"/>
               </w:rPr>
-              <w:t>0,592</w:t>
+              <w:t>0,998×</w:t>
             </w:r>
           </w:p>
         </w:tc>
         <w:tc>
           <w:tcPr>
-            <w:tcW w:type="dxa" w:w="1378"/>
+            <w:tcW w:type="dxa" w:w="1182"/>
+          </w:tcPr>
+          <w:p>
+            <w:r/>
+            <w:r>
+              <w:rPr>
+                <w:rFonts w:ascii="Times New Roman" w:hAnsi="Times New Roman"/>
+                <w:b w:val="0"/>
+                <w:i w:val="0"/>
+                <w:sz w:val="21"/>
+              </w:rPr>
+              <w:t>0,592</w:t>
+            </w:r>
+          </w:p>
+        </w:tc>
+        <w:tc>
+          <w:tcPr>
+            <w:tcW w:type="dxa" w:w="1182"/>
           </w:tcPr>
           <w:p>
             <w:r/>
@@ -21056,7 +21358,7 @@
       <w:tr>
         <w:tc>
           <w:tcPr>
-            <w:tcW w:type="dxa" w:w="1378"/>
+            <w:tcW w:type="dxa" w:w="1182"/>
           </w:tcPr>
           <w:p>
             <w:r/>
@@ -21073,7 +21375,7 @@
         </w:tc>
         <w:tc>
           <w:tcPr>
-            <w:tcW w:type="dxa" w:w="1378"/>
+            <w:tcW w:type="dxa" w:w="1182"/>
           </w:tcPr>
           <w:p>
             <w:r/>
@@ -21090,7 +21392,7 @@
         </w:tc>
         <w:tc>
           <w:tcPr>
-            <w:tcW w:type="dxa" w:w="1378"/>
+            <w:tcW w:type="dxa" w:w="1182"/>
           </w:tcPr>
           <w:p>
             <w:r/>
@@ -21107,7 +21409,7 @@
         </w:tc>
         <w:tc>
           <w:tcPr>
-            <w:tcW w:type="dxa" w:w="1378"/>
+            <w:tcW w:type="dxa" w:w="1182"/>
           </w:tcPr>
           <w:p>
             <w:r/>
@@ -21124,7 +21426,7 @@
         </w:tc>
         <w:tc>
           <w:tcPr>
-            <w:tcW w:type="dxa" w:w="1378"/>
+            <w:tcW w:type="dxa" w:w="1182"/>
           </w:tcPr>
           <w:p>
             <w:r/>
@@ -21135,13 +21437,30 @@
                 <w:i w:val="0"/>
                 <w:sz w:val="21"/>
               </w:rPr>
-              <w:t>0,023</w:t>
+              <w:t>0,979×</w:t>
             </w:r>
           </w:p>
         </w:tc>
         <w:tc>
           <w:tcPr>
-            <w:tcW w:type="dxa" w:w="1378"/>
+            <w:tcW w:type="dxa" w:w="1182"/>
+          </w:tcPr>
+          <w:p>
+            <w:r/>
+            <w:r>
+              <w:rPr>
+                <w:rFonts w:ascii="Times New Roman" w:hAnsi="Times New Roman"/>
+                <w:b/>
+                <w:i w:val="0"/>
+                <w:sz w:val="21"/>
+              </w:rPr>
+              <w:t>0,023</w:t>
+            </w:r>
+          </w:p>
+        </w:tc>
+        <w:tc>
+          <w:tcPr>
+            <w:tcW w:type="dxa" w:w="1182"/>
           </w:tcPr>
           <w:p>
             <w:r/>
@@ -21228,7 +21547,25 @@
           <w:i w:val="0"/>
           <w:sz w:val="24"/>
         </w:rPr>
-        <w:t xml:space="preserve">Pada YOLOv8n, tidak ada selisih FPS yang signifikan secara statistik. Pada YOLOv9t, sebaliknya, selisih FPS justru </w:t>
+        <w:t>Pada YOLOv8n, tidak ada selisih FPS yang signifikan secara statistik (</w:t>
+      </w:r>
+      <w:r>
+        <w:rPr>
+          <w:rFonts w:ascii="Times New Roman" w:hAnsi="Times New Roman"/>
+          <w:b w:val="0"/>
+          <w:i/>
+          <w:sz w:val="24"/>
+        </w:rPr>
+        <w:t>speedup</w:t>
+      </w:r>
+      <w:r>
+        <w:rPr>
+          <w:rFonts w:ascii="Times New Roman" w:hAnsi="Times New Roman"/>
+          <w:b w:val="0"/>
+          <w:i w:val="0"/>
+          <w:sz w:val="24"/>
+        </w:rPr>
+        <w:t xml:space="preserve"> S = 0,998×, praktis setara). Pada YOLOv9t, sebaliknya, selisih FPS justru </w:t>
       </w:r>
       <w:r>
         <w:rPr>
@@ -21246,7 +21583,25 @@
           <w:i w:val="0"/>
           <w:sz w:val="24"/>
         </w:rPr>
-        <w:t xml:space="preserve">: EfficientNMS lebih lambat, bukan lebih cepat. Karena latensi tahap inferensi itu sendiri hampir tidak berubah, penurunan FPS pada YOLOv9t bukan berasal dari biaya operasi NMS paralel itu sendiri, melainkan dari interaksi dengan tahap lain. Hasil ini adalah </w:t>
+        <w:t xml:space="preserve">: </w:t>
+      </w:r>
+      <w:r>
+        <w:rPr>
+          <w:rFonts w:ascii="Times New Roman" w:hAnsi="Times New Roman"/>
+          <w:b w:val="0"/>
+          <w:i/>
+          <w:sz w:val="24"/>
+        </w:rPr>
+        <w:t>speedup</w:t>
+      </w:r>
+      <w:r>
+        <w:rPr>
+          <w:rFonts w:ascii="Times New Roman" w:hAnsi="Times New Roman"/>
+          <w:b w:val="0"/>
+          <w:i w:val="0"/>
+          <w:sz w:val="24"/>
+        </w:rPr>
+        <w:t xml:space="preserve"> S = 0,979× berarti EfficientNMS lebih lambat, bukan lebih cepat. Karena latensi tahap inferensi itu sendiri hampir tidak berubah, penurunan FPS pada YOLOv9t bukan berasal dari biaya operasi NMS paralel itu sendiri, melainkan dari interaksi dengan tahap lain. Hasil ini adalah </w:t>
       </w:r>
       <w:r>
         <w:rPr>
@@ -23107,17 +23462,18 @@
         <w:tblLook w:firstColumn="1" w:firstRow="1" w:lastColumn="0" w:lastRow="0" w:noHBand="0" w:noVBand="1" w:val="04A0"/>
       </w:tblPr>
       <w:tblGrid>
-        <w:gridCol w:w="1378"/>
-        <w:gridCol w:w="1378"/>
-        <w:gridCol w:w="1378"/>
-        <w:gridCol w:w="1378"/>
-        <w:gridCol w:w="1378"/>
-        <w:gridCol w:w="1378"/>
+        <w:gridCol w:w="1182"/>
+        <w:gridCol w:w="1182"/>
+        <w:gridCol w:w="1182"/>
+        <w:gridCol w:w="1182"/>
+        <w:gridCol w:w="1182"/>
+        <w:gridCol w:w="1182"/>
+        <w:gridCol w:w="1182"/>
       </w:tblGrid>
       <w:tr>
         <w:tc>
           <w:tcPr>
-            <w:tcW w:type="dxa" w:w="1378"/>
+            <w:tcW w:type="dxa" w:w="1182"/>
           </w:tcPr>
           <w:p>
             <w:r/>
@@ -23134,7 +23490,7 @@
         </w:tc>
         <w:tc>
           <w:tcPr>
-            <w:tcW w:type="dxa" w:w="1378"/>
+            <w:tcW w:type="dxa" w:w="1182"/>
           </w:tcPr>
           <w:p>
             <w:r/>
@@ -23151,7 +23507,7 @@
         </w:tc>
         <w:tc>
           <w:tcPr>
-            <w:tcW w:type="dxa" w:w="1378"/>
+            <w:tcW w:type="dxa" w:w="1182"/>
           </w:tcPr>
           <w:p>
             <w:r/>
@@ -23168,7 +23524,7 @@
         </w:tc>
         <w:tc>
           <w:tcPr>
-            <w:tcW w:type="dxa" w:w="1378"/>
+            <w:tcW w:type="dxa" w:w="1182"/>
           </w:tcPr>
           <w:p>
             <w:r/>
@@ -23185,7 +23541,7 @@
         </w:tc>
         <w:tc>
           <w:tcPr>
-            <w:tcW w:type="dxa" w:w="1378"/>
+            <w:tcW w:type="dxa" w:w="1182"/>
           </w:tcPr>
           <w:p>
             <w:r/>
@@ -23196,7 +23552,7 @@
                 <w:i/>
                 <w:sz w:val="21"/>
               </w:rPr>
-              <w:t>p</w:t>
+              <w:t>Speedup</w:t>
             </w:r>
             <w:r>
               <w:rPr>
@@ -23205,13 +23561,39 @@
                 <w:i w:val="0"/>
                 <w:sz w:val="21"/>
               </w:rPr>
-              <w:t>-value</w:t>
+              <w:t xml:space="preserve"> (S)</w:t>
             </w:r>
           </w:p>
         </w:tc>
         <w:tc>
           <w:tcPr>
-            <w:tcW w:type="dxa" w:w="1378"/>
+            <w:tcW w:type="dxa" w:w="1182"/>
+          </w:tcPr>
+          <w:p>
+            <w:r/>
+            <w:r>
+              <w:rPr>
+                <w:rFonts w:ascii="Times New Roman" w:hAnsi="Times New Roman"/>
+                <w:b/>
+                <w:i/>
+                <w:sz w:val="21"/>
+              </w:rPr>
+              <w:t>p</w:t>
+            </w:r>
+            <w:r>
+              <w:rPr>
+                <w:rFonts w:ascii="Times New Roman" w:hAnsi="Times New Roman"/>
+                <w:b/>
+                <w:i w:val="0"/>
+                <w:sz w:val="21"/>
+              </w:rPr>
+              <w:t>-value</w:t>
+            </w:r>
+          </w:p>
+        </w:tc>
+        <w:tc>
+          <w:tcPr>
+            <w:tcW w:type="dxa" w:w="1182"/>
           </w:tcPr>
           <w:p>
             <w:r/>
@@ -23230,7 +23612,7 @@
       <w:tr>
         <w:tc>
           <w:tcPr>
-            <w:tcW w:type="dxa" w:w="1378"/>
+            <w:tcW w:type="dxa" w:w="1182"/>
           </w:tcPr>
           <w:p>
             <w:r/>
@@ -23247,7 +23629,7 @@
         </w:tc>
         <w:tc>
           <w:tcPr>
-            <w:tcW w:type="dxa" w:w="1378"/>
+            <w:tcW w:type="dxa" w:w="1182"/>
           </w:tcPr>
           <w:p>
             <w:r/>
@@ -23264,7 +23646,7 @@
         </w:tc>
         <w:tc>
           <w:tcPr>
-            <w:tcW w:type="dxa" w:w="1378"/>
+            <w:tcW w:type="dxa" w:w="1182"/>
           </w:tcPr>
           <w:p>
             <w:r/>
@@ -23281,7 +23663,7 @@
         </w:tc>
         <w:tc>
           <w:tcPr>
-            <w:tcW w:type="dxa" w:w="1378"/>
+            <w:tcW w:type="dxa" w:w="1182"/>
           </w:tcPr>
           <w:p>
             <w:r/>
@@ -23298,7 +23680,7 @@
         </w:tc>
         <w:tc>
           <w:tcPr>
-            <w:tcW w:type="dxa" w:w="1378"/>
+            <w:tcW w:type="dxa" w:w="1182"/>
           </w:tcPr>
           <w:p>
             <w:r/>
@@ -23309,13 +23691,30 @@
                 <w:i w:val="0"/>
                 <w:sz w:val="21"/>
               </w:rPr>
-              <w:t>0,753</w:t>
+              <w:t>1,001×</w:t>
             </w:r>
           </w:p>
         </w:tc>
         <w:tc>
           <w:tcPr>
-            <w:tcW w:type="dxa" w:w="1378"/>
+            <w:tcW w:type="dxa" w:w="1182"/>
+          </w:tcPr>
+          <w:p>
+            <w:r/>
+            <w:r>
+              <w:rPr>
+                <w:rFonts w:ascii="Times New Roman" w:hAnsi="Times New Roman"/>
+                <w:b w:val="0"/>
+                <w:i w:val="0"/>
+                <w:sz w:val="21"/>
+              </w:rPr>
+              <w:t>0,753</w:t>
+            </w:r>
+          </w:p>
+        </w:tc>
+        <w:tc>
+          <w:tcPr>
+            <w:tcW w:type="dxa" w:w="1182"/>
           </w:tcPr>
           <w:p>
             <w:r/>
@@ -23334,7 +23733,7 @@
       <w:tr>
         <w:tc>
           <w:tcPr>
-            <w:tcW w:type="dxa" w:w="1378"/>
+            <w:tcW w:type="dxa" w:w="1182"/>
           </w:tcPr>
           <w:p>
             <w:r/>
@@ -23351,7 +23750,7 @@
         </w:tc>
         <w:tc>
           <w:tcPr>
-            <w:tcW w:type="dxa" w:w="1378"/>
+            <w:tcW w:type="dxa" w:w="1182"/>
           </w:tcPr>
           <w:p>
             <w:r/>
@@ -23368,7 +23767,7 @@
         </w:tc>
         <w:tc>
           <w:tcPr>
-            <w:tcW w:type="dxa" w:w="1378"/>
+            <w:tcW w:type="dxa" w:w="1182"/>
           </w:tcPr>
           <w:p>
             <w:r/>
@@ -23385,7 +23784,7 @@
         </w:tc>
         <w:tc>
           <w:tcPr>
-            <w:tcW w:type="dxa" w:w="1378"/>
+            <w:tcW w:type="dxa" w:w="1182"/>
           </w:tcPr>
           <w:p>
             <w:r/>
@@ -23402,7 +23801,7 @@
         </w:tc>
         <w:tc>
           <w:tcPr>
-            <w:tcW w:type="dxa" w:w="1378"/>
+            <w:tcW w:type="dxa" w:w="1182"/>
           </w:tcPr>
           <w:p>
             <w:r/>
@@ -23413,13 +23812,30 @@
                 <w:i w:val="0"/>
                 <w:sz w:val="21"/>
               </w:rPr>
-              <w:t>&lt;0,0001</w:t>
+              <w:t>1,302×</w:t>
             </w:r>
           </w:p>
         </w:tc>
         <w:tc>
           <w:tcPr>
-            <w:tcW w:type="dxa" w:w="1378"/>
+            <w:tcW w:type="dxa" w:w="1182"/>
+          </w:tcPr>
+          <w:p>
+            <w:r/>
+            <w:r>
+              <w:rPr>
+                <w:rFonts w:ascii="Times New Roman" w:hAnsi="Times New Roman"/>
+                <w:b/>
+                <w:i w:val="0"/>
+                <w:sz w:val="21"/>
+              </w:rPr>
+              <w:t>&lt;0,0001</w:t>
+            </w:r>
+          </w:p>
+        </w:tc>
+        <w:tc>
+          <w:tcPr>
+            <w:tcW w:type="dxa" w:w="1182"/>
           </w:tcPr>
           <w:p>
             <w:r/>
@@ -23438,7 +23854,7 @@
       <w:tr>
         <w:tc>
           <w:tcPr>
-            <w:tcW w:type="dxa" w:w="1378"/>
+            <w:tcW w:type="dxa" w:w="1182"/>
           </w:tcPr>
           <w:p>
             <w:r/>
@@ -23455,7 +23871,7 @@
         </w:tc>
         <w:tc>
           <w:tcPr>
-            <w:tcW w:type="dxa" w:w="1378"/>
+            <w:tcW w:type="dxa" w:w="1182"/>
           </w:tcPr>
           <w:p>
             <w:r/>
@@ -23472,7 +23888,7 @@
         </w:tc>
         <w:tc>
           <w:tcPr>
-            <w:tcW w:type="dxa" w:w="1378"/>
+            <w:tcW w:type="dxa" w:w="1182"/>
           </w:tcPr>
           <w:p>
             <w:r/>
@@ -23489,7 +23905,7 @@
         </w:tc>
         <w:tc>
           <w:tcPr>
-            <w:tcW w:type="dxa" w:w="1378"/>
+            <w:tcW w:type="dxa" w:w="1182"/>
           </w:tcPr>
           <w:p>
             <w:r/>
@@ -23506,7 +23922,7 @@
         </w:tc>
         <w:tc>
           <w:tcPr>
-            <w:tcW w:type="dxa" w:w="1378"/>
+            <w:tcW w:type="dxa" w:w="1182"/>
           </w:tcPr>
           <w:p>
             <w:r/>
@@ -23517,13 +23933,30 @@
                 <w:i w:val="0"/>
                 <w:sz w:val="21"/>
               </w:rPr>
-              <w:t>0,146</w:t>
+              <w:t>1,005×</w:t>
             </w:r>
           </w:p>
         </w:tc>
         <w:tc>
           <w:tcPr>
-            <w:tcW w:type="dxa" w:w="1378"/>
+            <w:tcW w:type="dxa" w:w="1182"/>
+          </w:tcPr>
+          <w:p>
+            <w:r/>
+            <w:r>
+              <w:rPr>
+                <w:rFonts w:ascii="Times New Roman" w:hAnsi="Times New Roman"/>
+                <w:b w:val="0"/>
+                <w:i w:val="0"/>
+                <w:sz w:val="21"/>
+              </w:rPr>
+              <w:t>0,146</w:t>
+            </w:r>
+          </w:p>
+        </w:tc>
+        <w:tc>
+          <w:tcPr>
+            <w:tcW w:type="dxa" w:w="1182"/>
           </w:tcPr>
           <w:p>
             <w:r/>
@@ -23542,7 +23975,7 @@
       <w:tr>
         <w:tc>
           <w:tcPr>
-            <w:tcW w:type="dxa" w:w="1378"/>
+            <w:tcW w:type="dxa" w:w="1182"/>
           </w:tcPr>
           <w:p>
             <w:r/>
@@ -23559,7 +23992,7 @@
         </w:tc>
         <w:tc>
           <w:tcPr>
-            <w:tcW w:type="dxa" w:w="1378"/>
+            <w:tcW w:type="dxa" w:w="1182"/>
           </w:tcPr>
           <w:p>
             <w:r/>
@@ -23576,7 +24009,7 @@
         </w:tc>
         <w:tc>
           <w:tcPr>
-            <w:tcW w:type="dxa" w:w="1378"/>
+            <w:tcW w:type="dxa" w:w="1182"/>
           </w:tcPr>
           <w:p>
             <w:r/>
@@ -23593,7 +24026,7 @@
         </w:tc>
         <w:tc>
           <w:tcPr>
-            <w:tcW w:type="dxa" w:w="1378"/>
+            <w:tcW w:type="dxa" w:w="1182"/>
           </w:tcPr>
           <w:p>
             <w:r/>
@@ -23610,7 +24043,7 @@
         </w:tc>
         <w:tc>
           <w:tcPr>
-            <w:tcW w:type="dxa" w:w="1378"/>
+            <w:tcW w:type="dxa" w:w="1182"/>
           </w:tcPr>
           <w:p>
             <w:r/>
@@ -23621,13 +24054,30 @@
                 <w:i w:val="0"/>
                 <w:sz w:val="21"/>
               </w:rPr>
-              <w:t>0,023</w:t>
+              <w:t>1,025×</w:t>
             </w:r>
           </w:p>
         </w:tc>
         <w:tc>
           <w:tcPr>
-            <w:tcW w:type="dxa" w:w="1378"/>
+            <w:tcW w:type="dxa" w:w="1182"/>
+          </w:tcPr>
+          <w:p>
+            <w:r/>
+            <w:r>
+              <w:rPr>
+                <w:rFonts w:ascii="Times New Roman" w:hAnsi="Times New Roman"/>
+                <w:b w:val="0"/>
+                <w:i w:val="0"/>
+                <w:sz w:val="21"/>
+              </w:rPr>
+              <w:t>0,023</w:t>
+            </w:r>
+          </w:p>
+        </w:tc>
+        <w:tc>
+          <w:tcPr>
+            <w:tcW w:type="dxa" w:w="1182"/>
           </w:tcPr>
           <w:p>
             <w:r/>
@@ -23646,7 +24096,7 @@
       <w:tr>
         <w:tc>
           <w:tcPr>
-            <w:tcW w:type="dxa" w:w="1378"/>
+            <w:tcW w:type="dxa" w:w="1182"/>
           </w:tcPr>
           <w:p>
             <w:r/>
@@ -23663,7 +24113,7 @@
         </w:tc>
         <w:tc>
           <w:tcPr>
-            <w:tcW w:type="dxa" w:w="1378"/>
+            <w:tcW w:type="dxa" w:w="1182"/>
           </w:tcPr>
           <w:p>
             <w:r/>
@@ -23680,7 +24130,7 @@
         </w:tc>
         <w:tc>
           <w:tcPr>
-            <w:tcW w:type="dxa" w:w="1378"/>
+            <w:tcW w:type="dxa" w:w="1182"/>
           </w:tcPr>
           <w:p>
             <w:r/>
@@ -23697,7 +24147,7 @@
         </w:tc>
         <w:tc>
           <w:tcPr>
-            <w:tcW w:type="dxa" w:w="1378"/>
+            <w:tcW w:type="dxa" w:w="1182"/>
           </w:tcPr>
           <w:p>
             <w:r/>
@@ -23714,7 +24164,7 @@
         </w:tc>
         <w:tc>
           <w:tcPr>
-            <w:tcW w:type="dxa" w:w="1378"/>
+            <w:tcW w:type="dxa" w:w="1182"/>
           </w:tcPr>
           <w:p>
             <w:r/>
@@ -23725,13 +24175,30 @@
                 <w:i w:val="0"/>
                 <w:sz w:val="21"/>
               </w:rPr>
-              <w:t>0,003</w:t>
+              <w:t>1,009×</w:t>
             </w:r>
           </w:p>
         </w:tc>
         <w:tc>
           <w:tcPr>
-            <w:tcW w:type="dxa" w:w="1378"/>
+            <w:tcW w:type="dxa" w:w="1182"/>
+          </w:tcPr>
+          <w:p>
+            <w:r/>
+            <w:r>
+              <w:rPr>
+                <w:rFonts w:ascii="Times New Roman" w:hAnsi="Times New Roman"/>
+                <w:b w:val="0"/>
+                <w:i w:val="0"/>
+                <w:sz w:val="21"/>
+              </w:rPr>
+              <w:t>0,003</w:t>
+            </w:r>
+          </w:p>
+        </w:tc>
+        <w:tc>
+          <w:tcPr>
+            <w:tcW w:type="dxa" w:w="1182"/>
           </w:tcPr>
           <w:p>
             <w:r/>
@@ -23750,7 +24217,7 @@
       <w:tr>
         <w:tc>
           <w:tcPr>
-            <w:tcW w:type="dxa" w:w="1378"/>
+            <w:tcW w:type="dxa" w:w="1182"/>
           </w:tcPr>
           <w:p>
             <w:r/>
@@ -23767,7 +24234,7 @@
         </w:tc>
         <w:tc>
           <w:tcPr>
-            <w:tcW w:type="dxa" w:w="1378"/>
+            <w:tcW w:type="dxa" w:w="1182"/>
           </w:tcPr>
           <w:p>
             <w:r/>
@@ -23784,7 +24251,7 @@
         </w:tc>
         <w:tc>
           <w:tcPr>
-            <w:tcW w:type="dxa" w:w="1378"/>
+            <w:tcW w:type="dxa" w:w="1182"/>
           </w:tcPr>
           <w:p>
             <w:r/>
@@ -23801,7 +24268,7 @@
         </w:tc>
         <w:tc>
           <w:tcPr>
-            <w:tcW w:type="dxa" w:w="1378"/>
+            <w:tcW w:type="dxa" w:w="1182"/>
           </w:tcPr>
           <w:p>
             <w:r/>
@@ -23818,7 +24285,7 @@
         </w:tc>
         <w:tc>
           <w:tcPr>
-            <w:tcW w:type="dxa" w:w="1378"/>
+            <w:tcW w:type="dxa" w:w="1182"/>
           </w:tcPr>
           <w:p>
             <w:r/>
@@ -23829,13 +24296,30 @@
                 <w:i w:val="0"/>
                 <w:sz w:val="21"/>
               </w:rPr>
-              <w:t>&lt;0,0001</w:t>
+              <w:t>1,332×</w:t>
             </w:r>
           </w:p>
         </w:tc>
         <w:tc>
           <w:tcPr>
-            <w:tcW w:type="dxa" w:w="1378"/>
+            <w:tcW w:type="dxa" w:w="1182"/>
+          </w:tcPr>
+          <w:p>
+            <w:r/>
+            <w:r>
+              <w:rPr>
+                <w:rFonts w:ascii="Times New Roman" w:hAnsi="Times New Roman"/>
+                <w:b/>
+                <w:i w:val="0"/>
+                <w:sz w:val="21"/>
+              </w:rPr>
+              <w:t>&lt;0,0001</w:t>
+            </w:r>
+          </w:p>
+        </w:tc>
+        <w:tc>
+          <w:tcPr>
+            <w:tcW w:type="dxa" w:w="1182"/>
           </w:tcPr>
           <w:p>
             <w:r/>
@@ -24134,7 +24618,25 @@
           <w:i/>
           <w:sz w:val="24"/>
         </w:rPr>
-        <w:t>, selisih yang sangat besar dan sangat signifikan (</w:t>
+        <w:t xml:space="preserve"> (</w:t>
+      </w:r>
+      <w:r>
+        <w:rPr>
+          <w:rFonts w:ascii="Times New Roman" w:hAnsi="Times New Roman"/>
+          <w:b w:val="0"/>
+          <w:i w:val="0"/>
+          <w:sz w:val="24"/>
+        </w:rPr>
+        <w:t>speedup</w:t>
+      </w:r>
+      <w:r>
+        <w:rPr>
+          <w:rFonts w:ascii="Times New Roman" w:hAnsi="Times New Roman"/>
+          <w:b w:val="0"/>
+          <w:i/>
+          <w:sz w:val="24"/>
+        </w:rPr>
+        <w:t xml:space="preserve"> S = 1,302× dan 1,332×), selisih yang sangat besar dan sangat signifikan (</w:t>
       </w:r>
       <w:r>
         <w:rPr>
